--- a/template_piturim.docx
+++ b/template_piturim.docx
@@ -418,34 +418,6 @@
       </w:r>
     </w:p>
     <w:p/>
-    <w:p>
-      <w:pPr>
-        <w:rPr>
-          <w:rtl/>
-        </w:rPr>
-      </w:pPr>
-      <w:r>
-        <w:rPr>
-          <w:rFonts w:hint="cs"/>
-          <w:rtl/>
-        </w:rPr>
-        <w:t>בברכה,</w:t>
-      </w:r>
-    </w:p>
-    <w:p>
-      <w:pPr>
-        <w:rPr>
-          <w:rtl/>
-        </w:rPr>
-      </w:pPr>
-      <w:r>
-        <w:rPr>
-          <w:rFonts w:hint="cs"/>
-          <w:rtl/>
-        </w:rPr>
-        <w:t>_________</w:t>
-      </w:r>
-    </w:p>
     <w:p>
       <w:pPr>
         <w:rPr>

--- a/template_piturim.docx
+++ b/template_piturim.docx
@@ -396,26 +396,6 @@
           <w:rtl/>
         </w:rPr>
       </w:pPr>
-    </w:p>
-    <w:p>
-      <w:pPr>
-        <w:bidi/>
-      </w:pPr>
-      <w:r>
-        <w:rPr>
-          <w:rtl/>
-        </w:rPr>
-        <w:t>אישור העובד: קראתי וקיבלתי את המכתב ____________</w:t>
-      </w:r>
-      <w:r>
-        <w:rPr>
-          <w:color w:val="FFFFFF"/>
-          <w:sz w:val="48"/>
-          <w:position w:val="-20"/>
-          <w:rtl/>
-        </w:rPr>
-        <w:t>§§§§§§</w:t>
-      </w:r>
     </w:p>
     <w:p/>
     <w:p>
